--- a/LLDD/word/Jobs/LLDD-BE-Job-4-PrepareImpactStoreToIAS.docx
+++ b/LLDD/word/Jobs/LLDD-BE-Job-4-PrepareImpactStoreToIAS.docx
@@ -1526,7 +1526,16 @@
         <w:t>@Cron</w:t>
       </w:r>
       <w:r>
-        <w:t xml:space="preserve">) · ทุก job ถูกบันทึกลง </w:t>
+        <w:t xml:space="preserve">) — </w:t>
+      </w:r>
+      <w:r>
+        <w:rPr>
+          <w:b/>
+        </w:rPr>
+        <w:t>ยกเว้น job ที่เป็น event-driven (ดูหัวข้อ Config Schema ของ job นั้น) ซึ่งห้ามตั้ง schedule</w:t>
+      </w:r>
+      <w:r>
+        <w:t xml:space="preserve"> · ทุก job ถูกบันทึกลง </w:t>
       </w:r>
       <w:r>
         <w:rPr>
@@ -8096,7 +8105,7 @@
                 <w:rFonts w:ascii="Arial" w:hAnsi="Arial" w:eastAsia="Arial" w:cs="Tahoma"/>
                 <w:sz w:val="18"/>
               </w:rPr>
-              <w:t>ไม่มีตาราง job_run_histories แล้ว · ไฟล์/ACK ดูที่ sgi_interface_transactions</w:t>
+              <w:t>ไม่มีตาราง job_run_histories แล้ว · ผลการรับส่งไฟล์/ข้อความดูที่ sgi_interface_transactions</w:t>
             </w:r>
           </w:p>
         </w:tc>
@@ -8787,16 +8796,34 @@
         <w:t>publishMessage</w:t>
       </w:r>
       <w:r>
-        <w:t xml:space="preserve"> เป็น fire-and-forget ไม่มี publisher confirm/outbox — งานที่ต้องการ </w:t>
+        <w:t xml:space="preserve"> เป็น fire-and-forget </w:t>
       </w:r>
       <w:r>
         <w:rPr>
           <w:b/>
         </w:rPr>
-        <w:t>transactional outbox + ACK</w:t>
+        <w:t>ไม่มี publisher confirm และไม่มี outbox</w:t>
       </w:r>
       <w:r>
-        <w:t xml:space="preserve"> (Job 6) ต้องสร้างกลไกเพิ่ม ไม่ใช่ reuse ตรง ๆ (4) ยังไม่มี entity/ตาราง </w:t>
+        <w:t xml:space="preserve"> — งานที่ต้องการ </w:t>
+      </w:r>
+      <w:r>
+        <w:rPr>
+          <w:b/>
+        </w:rPr>
+        <w:t>transactional outbox + publisher confirm</w:t>
+      </w:r>
+      <w:r>
+        <w:t xml:space="preserve"> (Job 6 · และ </w:t>
+      </w:r>
+      <w:r>
+        <w:rPr>
+          <w:rFonts w:ascii="Courier New" w:hAnsi="Courier New" w:eastAsia="Courier New" w:cs="Tahoma"/>
+        </w:rPr>
+        <w:t>sgi_reflow</w:t>
+      </w:r>
+      <w:r>
+        <w:t xml:space="preserve"> ฝั่ง BE) ต้องสร้างกลไกเพิ่มเอง ไม่ใช่ reuse ได้เลย · ⚠️ ไม่มี ACK ระดับธุรกิจให้รอ (มติ 2026-09-08 ข้อ 2.13) (4) ยังไม่มี entity/ตาราง </w:t>
       </w:r>
       <w:r>
         <w:rPr>
@@ -11887,7 +11914,7 @@
         <w:br/>
         <w:t>-- [W] sgi_interface_transactions : transactional outbox READY/SENT/COMPLETED + outbox_status READY/PUBLISHED/CONFIRMED พร้อม checksum และ idempotency key</w:t>
         <w:br/>
-        <w:t>-- TODO: บันทึก ACK ระดับ record ของไฟล์ interface (แทน job_run_histories ที่ยกเลิกไปแล้ว)</w:t>
+        <w:t>-- บันทึกผลการรับส่งระดับ record ของ interface (แทน job_run_histories ที่ยกเลิกไปแล้ว)</w:t>
         <w:br/>
         <w:t>INSERT INTO sgi_interface_transactions</w:t>
         <w:br/>

--- a/LLDD/word/Jobs/LLDD-BE-Job-4-PrepareImpactStoreToIAS.docx
+++ b/LLDD/word/Jobs/LLDD-BE-Job-4-PrepareImpactStoreToIAS.docx
@@ -3824,7 +3824,25 @@
     <w:p/>
     <w:p>
       <w:r>
-        <w:t>Line ranges refer to the legacy Java implementation under /Users/bank_mac/gosoft/java/SBP/fcsJar. Use these ranges to preserve business behavior while implementing the target Node job.</w:t>
+        <w:t xml:space="preserve">Line ranges refer to the legacy Java implementation under </w:t>
+      </w:r>
+      <w:r>
+        <w:rPr>
+          <w:rFonts w:ascii="Courier New" w:hAnsi="Courier New" w:eastAsia="Courier New" w:cs="Tahoma"/>
+        </w:rPr>
+        <w:t>batchjob/fcsJar/</w:t>
+      </w:r>
+      <w:r>
+        <w:t xml:space="preserve"> (path นับจากราก </w:t>
+      </w:r>
+      <w:r>
+        <w:rPr>
+          <w:rFonts w:ascii="Courier New" w:hAnsi="Courier New" w:eastAsia="Courier New" w:cs="Tahoma"/>
+        </w:rPr>
+        <w:t>sbp-prototype/</w:t>
+      </w:r>
+      <w:r>
+        <w:t>). Use these ranges to preserve business behavior while implementing the target Node job.</w:t>
       </w:r>
     </w:p>
     <w:p>
@@ -6313,7 +6331,7 @@
         <w:rPr>
           <w:b/>
         </w:rPr>
-        <w:t>ของที่ยังไม่มีในโครง 20 ตาราง</w:t>
+        <w:t>ของที่ยังไม่มีในโครง 21 ตาราง</w:t>
       </w:r>
       <w:r>
         <w:t xml:space="preserve"> — เขียนโค้ดตามเงื่อนไขด้านบนแล้วจะ compile ไม่ผ่าน/คิวรีพังทันที</w:t>
@@ -6488,7 +6506,7 @@
                 <w:rFonts w:ascii="Arial" w:hAnsi="Arial" w:eastAsia="Arial" w:cs="Tahoma"/>
                 <w:sz w:val="18"/>
               </w:rPr>
-              <w:t xml:space="preserve"> ไม่ปรากฏใน DDL ทั้ง 19 ตาราง) — </w:t>
+              <w:t xml:space="preserve"> ไม่ปรากฏใน DDL ทั้ง 20 ตาราง) — </w:t>
             </w:r>
             <w:r>
               <w:rPr>
@@ -9279,7 +9297,7 @@
                 <w:b/>
                 <w:sz w:val="18"/>
               </w:rPr>
-              <w:t>เพิ่ม `case 'sgi-job-4-prepare-impact-store-to-ias':`</w:t>
+              <w:t>เพิ่ม `case 'sgi-prepare-impact-store-to-ias':`</w:t>
             </w:r>
             <w:r>
               <w:rPr>
@@ -9496,7 +9514,7 @@
         <w:pageBreakBefore w:val="0"/>
       </w:pPr>
       <w:r>
-        <w:t>การลงทะเบียนใน `src/main.ts` (job `sgi-job-4-prepare-impact-store-to-ias`)</w:t>
+        <w:t>การลงทะเบียนใน `src/main.ts` (job `sgi-prepare-impact-store-to-ias`)</w:t>
       </w:r>
     </w:p>
     <w:p>
@@ -9511,7 +9529,7 @@
         </w:rPr>
         <w:t>// src/main.ts — เพิ่มเคสนี้ในสวิตช์เดิม (เรียงต่อจาก job ของ SGI ตัวก่อนหน้า)</w:t>
         <w:br/>
-        <w:t xml:space="preserve">      case 'sgi-job-4-prepare-impact-store-to-ias': {</w:t>
+        <w:t xml:space="preserve">      case 'sgi-prepare-impact-store-to-ias': {</w:t>
         <w:br/>
         <w:t xml:space="preserve">        const { PrepareImpactStoreToIasService } = await import('./modules/sgi/job-4-prepare-impact-store-to-ias.service');</w:t>
         <w:br/>
@@ -9538,7 +9556,7 @@
         <w:rPr>
           <w:rFonts w:ascii="Courier New" w:hAnsi="Courier New" w:eastAsia="Courier New" w:cs="Tahoma"/>
         </w:rPr>
-        <w:t>StatementService.logInterfest('sgi-job-4-prepare-impact-store-to-ias', input)</w:t>
+        <w:t>StatementService.logInterfest('sgi-prepare-impact-store-to-ias', input)</w:t>
       </w:r>
       <w:r>
         <w:t xml:space="preserve"> ให้อยู่แล้วก่อนเข้าสวิตช์ → </w:t>
@@ -9688,10 +9706,6 @@
         <w:br/>
         <w:t xml:space="preserve">  cron: string;</w:t>
         <w:br/>
-        <w:t xml:space="preserve">  /** กำหนดการรัน (Cron) — รันวันที่ 7-16 เวลา 16:00 */</w:t>
-        <w:br/>
-        <w:t xml:space="preserve">  cron: string;</w:t>
-        <w:br/>
         <w:t xml:space="preserve">  /** EAI S3 bucket + prefix (ขาออก) — endpoint/region resolve จาก environment; สิทธิ์ใช้ IAM role ของ pod หรือ secretRef และจำกัดเฉพาะ prefix ขาออกของ IAS */</w:t>
         <w:br/>
         <w:t xml:space="preserve">  eaiS3Bucket: string;</w:t>
@@ -9722,8 +9736,6 @@
         <w:t xml:space="preserve">  enabled = (process.env.SGI_JOB4_ENABLED ?? 'true') === 'true';</w:t>
         <w:br/>
         <w:t xml:space="preserve">  cron = process.env.SGI_JOB4_CRON ?? '0 16 7-16 * *';</w:t>
-        <w:br/>
-        <w:t xml:space="preserve">  cron = process.env.SGI_JOB4_CRON ?? '0 16 7-16 * *'; // TODO: แก้ผ่าน env/config file แล้ว deploy</w:t>
         <w:br/>
         <w:t xml:space="preserve">  eaiS3Bucket = process.env.SGI_JOB4_EAI_S3_BUCKET ?? 'eai-sgi/outbound/ias/'; // TODO: ค่าคงที่ทางธุรกิจ — เปลี่ยนต้องผ่านการอนุมัติ</w:t>
         <w:br/>
@@ -11098,19 +11110,21 @@
         <w:br/>
         <w:t xml:space="preserve">    const startedAt = Date.now();</w:t>
         <w:br/>
-        <w:t xml:space="preserve">    // TODO: state ถือ counter (read/written/skipped/rejected) และค่าจาก job4Config</w:t>
+        <w:t xml:space="preserve">    // TODO: state ถือ candidates ที่อ่านมา + counter (read/written/skipped/rejected/marked)</w:t>
+        <w:br/>
+        <w:t xml:space="preserve">    //       และค่าจาก job4Config — ทุก counter ต้องถูกอัปเดตจาก record จริง ไม่ใช่ค่าคงที่</w:t>
         <w:br/>
         <w:t xml:space="preserve">    const state = this.service.createState(ctx);</w:t>
         <w:br/>
         <w:t xml:space="preserve">    try {</w:t>
         <w:br/>
-        <w:t xml:space="preserve">      // ขั้นที่ 2: lock รายการ sales_request_status=W · TODO: FOR UPDATE SKIP LOCKED</w:t>
-        <w:br/>
-        <w:t xml:space="preserve">      await this.service.step02Process(state);</w:t>
-        <w:br/>
         <w:t xml:space="preserve">      // === transaction boundary === TODO: durable file ก่อน; transaction เดียว update W→P + insert outbox READY; dispatcher ส่งภายหลัง</w:t>
         <w:br/>
         <w:t xml:space="preserve">      await this.dataSource.transaction(async (manager: EntityManager) =&gt; {</w:t>
+        <w:br/>
+        <w:t xml:space="preserve">        // ขั้นที่ 2: lock รายการ sales_request_status=W · TODO: FOR UPDATE SKIP LOCKED</w:t>
+        <w:br/>
+        <w:t xml:space="preserve">        await this.service.step02Process(state, manager);</w:t>
         <w:br/>
         <w:t xml:space="preserve">        // ขั้นที่ 3: สร้าง temporary file และ validate record count · TODO: ยังไม่เปลี่ยน W→P</w:t>
         <w:br/>
@@ -11237,7 +11251,13 @@
         <w:t xml:space="preserve">  constructor(@Inject('DATA_SOURCE') private readonly dataSource: DataSource) {}</w:t>
         <w:br/>
         <w:br/>
-        <w:t xml:space="preserve">  async runExclusive&lt;T&gt;(jobNo: string, fn: () =&gt; Promise&lt;T&gt;): Promise&lt;T | { status: 'SKIPPED_LOCKED' }&gt; {</w:t>
+        <w:t xml:space="preserve">  // period = งวดที่รอบนี้ทำงาน ('YYYY-MM') — เป็นส่วนหนึ่งของคีย์ล็อก ไม่ใช่แค่หมายเลข job</w:t>
+        <w:br/>
+        <w:t xml:space="preserve">  // (เจอจริง 2026-09-09: ล็อกด้วย jobNo อย่างเดียว = คนละงวดก็รันพร้อมกันไม่ได้</w:t>
+        <w:br/>
+        <w:t xml:space="preserve">  //  ทั้งที่เอกสารระบุว่าคนละงวดต้องรันขนานกันได้ · ส่ง period = null ถ้าต้องการล็อกทั้ง job)</w:t>
+        <w:br/>
+        <w:t xml:space="preserve">  async runExclusive&lt;T&gt;(jobNo: string, period: string | null, fn: () =&gt; Promise&lt;T&gt;): Promise&lt;T | { status: 'SKIPPED_LOCKED' }&gt; {</w:t>
         <w:br/>
         <w:t xml:space="preserve">    // TODO: ต้องใช้ QueryRunner (connection เดียวบน master) — dataSource.query() ของโปรเจกต์นี้</w:t>
         <w:br/>
@@ -11247,7 +11267,19 @@
         <w:br/>
         <w:t xml:space="preserve">    await runner.connect();</w:t>
         <w:br/>
-        <w:t xml:space="preserve">    const objectId = JOB_LOCK_KEYS[jobNo];</w:t>
+        <w:t xml:space="preserve">    // pg_try_advisory_lock(int4, int4) — objectId ต้องอยู่ในช่วง int4</w:t>
+        <w:br/>
+        <w:t xml:space="preserve">    //   ล็อกทั้ง job : objectId = JOB_LOCK_KEYS[jobNo]</w:t>
+        <w:br/>
+        <w:t xml:space="preserve">    //   ล็อกรายงวด  : ผสมงวดเข้าไปด้วย hashtext() แล้วบีบให้อยู่ในช่วงที่ปลอดภัย</w:t>
+        <w:br/>
+        <w:t xml:space="preserve">    const baseId = JOB_LOCK_KEYS[jobNo];</w:t>
+        <w:br/>
+        <w:t xml:space="preserve">    const objectId = period === null ? baseId</w:t>
+        <w:br/>
+        <w:t xml:space="preserve">      : (await runner.query('SELECT (hashtext($1) &amp; 2147483647) % 1000000 + $2 * 1000000 AS id',</w:t>
+        <w:br/>
+        <w:t xml:space="preserve">                            [period, baseId]))[0].id;</w:t>
         <w:br/>
         <w:t xml:space="preserve">    try {</w:t>
         <w:br/>
@@ -11263,7 +11295,7 @@
         <w:br/>
         <w:t xml:space="preserve">        // TODO: รอบนี้ข้ามไปเฉย ๆ ไม่ถือเป็น error และไม่ต้องส่งอีเมล</w:t>
         <w:br/>
-        <w:t xml:space="preserve">        this.logger.warn(JSON.stringify({ event: 'job.skipped.locked', jobNo }));</w:t>
+        <w:t xml:space="preserve">        this.logger.warn(JSON.stringify({ event: 'job.skipped.locked', jobNo, period }));</w:t>
         <w:br/>
         <w:t xml:space="preserve">        return { status: 'SKIPPED_LOCKED' };</w:t>
         <w:br/>
@@ -11887,7 +11919,7 @@
         <w:br/>
         <w:t xml:space="preserve">       updated_at = NOW(), updated_by = 'JOB4'</w:t>
         <w:br/>
-        <w:t xml:space="preserve"> WHERE /* id ที่ล็อกไว้จาก SELECT ... FOR UPDATE ข้างบน */ id = ANY($1);</w:t>
+        <w:t xml:space="preserve"> WHERE /* คีย์ที่ล็อกไว้จาก SELECT ... FOR UPDATE ข้างบน */ id = ANY($1);</w:t>
         <w:br/>
         <w:br/>
         <w:t>-- [R/W] sgi_fgi_impact_sales_summaries : สร้าง/ผูกหัวสรุปยอดขายใน transaction</w:t>
@@ -11909,7 +11941,7 @@
         <w:br/>
         <w:t xml:space="preserve">       updated_at = NOW(), updated_by = 'JOB4'</w:t>
         <w:br/>
-        <w:t xml:space="preserve"> WHERE /* id ที่ล็อกไว้จาก SELECT ... FOR UPDATE ข้างบน */ id = ANY($1);</w:t>
+        <w:t xml:space="preserve"> WHERE /* คีย์ที่ล็อกไว้จาก SELECT ... FOR UPDATE ข้างบน */ id = ANY($1);</w:t>
         <w:br/>
         <w:br/>
         <w:t>-- [W] sgi_interface_transactions : transactional outbox READY/SENT/COMPLETED + outbox_status READY/PUBLISHED/CONFIRMED พร้อม checksum และ idempotency key</w:t>
@@ -12145,13 +12177,34 @@
         <w:keepLines/>
       </w:pPr>
       <w:r>
-        <w:t xml:space="preserve">สั่งรันนอกรอบผ่าน CLI/runbook เท่านั้น (ไม่มีหน้าจอและไม่มี Job Admin API): </w:t>
+        <w:t xml:space="preserve">สั่งรันนอกรอบผ่าน CLI/runbook เท่านั้น (ไม่มีหน้าจอและไม่มี Job Admin API) — local: </w:t>
       </w:r>
       <w:r>
         <w:rPr>
           <w:rFonts w:ascii="Courier New" w:hAnsi="Courier New" w:eastAsia="Courier New" w:cs="Tahoma"/>
         </w:rPr>
-        <w:t>node dist/batch/cli.js --job=4 --period=&lt;YYYYMM&gt;</w:t>
+        <w:t>JOB_NAME=sgi-prepare-impact-store-to-ias INPUT='{"year":2026,"month":6}' npm run start</w:t>
+      </w:r>
+      <w:r>
+        <w:t xml:space="preserve"> · AWS Batch: </w:t>
+      </w:r>
+      <w:r>
+        <w:rPr>
+          <w:rFonts w:ascii="Courier New" w:hAnsi="Courier New" w:eastAsia="Courier New" w:cs="Tahoma"/>
+        </w:rPr>
+        <w:t>node dist/main.js '{"year":2026,"month":6}' sgi-prepare-impact-store-to-ias</w:t>
+      </w:r>
+      <w:r>
+        <w:t xml:space="preserve"> (quote เดี่ยวครอบ JSON เสมอ) · ตรวจผลด้วย </w:t>
+      </w:r>
+      <w:r>
+        <w:rPr>
+          <w:rFonts w:ascii="Courier New" w:hAnsi="Courier New" w:eastAsia="Courier New" w:cs="Tahoma"/>
+        </w:rPr>
+        <w:t>echo $?</w:t>
+      </w:r>
+      <w:r>
+        <w:t xml:space="preserve"> ต้องเป็น 0 เมื่อสำเร็จ</w:t>
       </w:r>
     </w:p>
     <w:p>

--- a/LLDD/word/Jobs/LLDD-BE-Job-4-PrepareImpactStoreToIAS.docx
+++ b/LLDD/word/Jobs/LLDD-BE-Job-4-PrepareImpactStoreToIAS.docx
@@ -343,16 +343,7 @@
         <w:keepNext w:val="0"/>
       </w:pPr>
       <w:r>
-        <w:t xml:space="preserve">เตรียมและส่งคำขอยอดขายไป IAS: สร้างไฟล์คำขอยอดขาย IAS/MIS แบบ durable ก่อนเปลี่ยนสถานะ W→P แล้วบันทึก transactional outbox เพื่อส่งซ้ำได้โดยไม่สร้างรายการซ้ำ · </w:t>
-      </w:r>
-      <w:r>
-        <w:rPr>
-          <w:b/>
-        </w:rPr>
-        <w:t>วางไฟล์บน EAI S3</w:t>
-      </w:r>
-      <w:r>
-        <w:t xml:space="preserve"> (มติ 2026-08-24 — แทน SFTP ตรงไป IAS)</w:t>
+        <w:t>เตรียมและส่งคำขอยอดขายไป IAS: สร้างไฟล์คำขอยอดขาย IAS/MIS แบบ durable ก่อนเปลี่ยนสถานะ W→P แล้วบันทึก transactional outbox เพื่อส่งซ้ำได้โดยไม่สร้างรายการซ้ำ</w:t>
       </w:r>
     </w:p>
     <w:p>
@@ -3578,7 +3569,7 @@
                 <w:rFonts w:ascii="Arial" w:hAnsi="Arial" w:eastAsia="Arial" w:cs="Tahoma"/>
                 <w:sz w:val="18"/>
               </w:rPr>
-              <w:t>dispatcher อัปโหลดไฟล์ขึ้น EAI S3 (prefix ขาออก) ด้วย IAM role/secretRef (retry จาก outbox transaction เดิม)</w:t>
+              <w:t>dispatcher ส่ง SFTP ด้วย secretRef/strict known_hosts (retry จาก outbox transaction เดิม)</w:t>
             </w:r>
           </w:p>
         </w:tc>
@@ -5405,7 +5396,7 @@
                 <w:rFonts w:ascii="Arial" w:hAnsi="Arial" w:eastAsia="Arial" w:cs="Tahoma"/>
                 <w:sz w:val="18"/>
               </w:rPr>
-              <w:t>EAI S3 bucket + prefix (ขาออก)</w:t>
+              <w:t>IAS SFTP endpoint alias</w:t>
             </w:r>
           </w:p>
         </w:tc>
@@ -5430,7 +5421,7 @@
                 <w:rFonts w:ascii="Arial" w:hAnsi="Arial" w:eastAsia="Arial" w:cs="Tahoma"/>
                 <w:sz w:val="18"/>
               </w:rPr>
-              <w:t>interface/out/AMS/</w:t>
+              <w:t>ias-sales-request</w:t>
             </w:r>
           </w:p>
         </w:tc>
@@ -5480,7 +5471,7 @@
                 <w:rFonts w:ascii="Arial" w:hAnsi="Arial" w:eastAsia="Arial" w:cs="Tahoma"/>
                 <w:sz w:val="18"/>
               </w:rPr>
-              <w:t>endpoint/region resolve จาก environment; สิทธิ์ใช้ IAM role ของ pod หรือ secretRef และจำกัดเฉพาะ prefix ขาออกของ IAS</w:t>
+              <w:t>host/port resolve จาก environment; credential ใช้ secretRef และ strict known_hosts</w:t>
             </w:r>
           </w:p>
         </w:tc>
@@ -5510,7 +5501,7 @@
                 <w:rFonts w:ascii="Arial" w:hAnsi="Arial" w:eastAsia="Arial" w:cs="Tahoma"/>
                 <w:sz w:val="18"/>
               </w:rPr>
-              <w:t>Credential reference (IAM role / secret)</w:t>
+              <w:t>Secret reference</w:t>
             </w:r>
           </w:p>
         </w:tc>
@@ -5535,7 +5526,7 @@
                 <w:rFonts w:ascii="Arial" w:hAnsi="Arial" w:eastAsia="Arial" w:cs="Tahoma"/>
                 <w:sz w:val="18"/>
               </w:rPr>
-              <w:t>secret/sgi/interfaces/eai-s3</w:t>
+              <w:t>secret/sbpgi/interfaces/ias</w:t>
             </w:r>
           </w:p>
         </w:tc>
@@ -5585,7 +5576,7 @@
                 <w:rFonts w:ascii="Arial" w:hAnsi="Arial" w:eastAsia="Arial" w:cs="Tahoma"/>
                 <w:sz w:val="18"/>
               </w:rPr>
-              <w:t>ห้ามเก็บ password/private key ใน config/env ของ job</w:t>
+              <w:t>ห้ามเก็บ password/private key ใน job_configs</w:t>
             </w:r>
           </w:p>
         </w:tc>
@@ -5615,7 +5606,7 @@
                 <w:rFonts w:ascii="Arial" w:hAnsi="Arial" w:eastAsia="Arial" w:cs="Tahoma"/>
                 <w:sz w:val="18"/>
               </w:rPr>
-              <w:t>Local staging path (ก่อนอัปโหลด)</w:t>
+              <w:t>Output staging path</w:t>
             </w:r>
           </w:p>
         </w:tc>
@@ -5640,7 +5631,7 @@
                 <w:rFonts w:ascii="Arial" w:hAnsi="Arial" w:eastAsia="Arial" w:cs="Tahoma"/>
                 <w:sz w:val="18"/>
               </w:rPr>
-              <w:t>/data/sgi/outbox/ias</w:t>
+              <w:t>/data/sbpgi/outbox/ias</w:t>
             </w:r>
           </w:p>
         </w:tc>
@@ -7069,7 +7060,7 @@
       <w:r>
         <w:drawing>
           <wp:inline xmlns:a="http://schemas.openxmlformats.org/drawingml/2006/main" xmlns:pic="http://schemas.openxmlformats.org/drawingml/2006/picture">
-            <wp:extent cx="5669280" cy="2918629"/>
+            <wp:extent cx="5669280" cy="3049386"/>
             <wp:docPr id="2" name="Picture 2"/>
             <wp:cNvGraphicFramePr>
               <a:graphicFrameLocks noChangeAspect="1"/>
@@ -7090,7 +7081,7 @@
                   <pic:spPr>
                     <a:xfrm>
                       <a:off x="0" y="0"/>
-                      <a:ext cx="5669280" cy="2918629"/>
+                      <a:ext cx="5669280" cy="3049386"/>
                     </a:xfrm>
                     <a:prstGeom prst="rect"/>
                   </pic:spPr>
@@ -7241,7 +7232,7 @@
                 <w:rFonts w:ascii="Arial" w:hAnsi="Arial" w:eastAsia="Arial" w:cs="Tahoma"/>
                 <w:sz w:val="18"/>
               </w:rPr>
-              <w:t>sgi_fgi_impact_stores</w:t>
+              <w:t>fgi_impact_stores</w:t>
             </w:r>
           </w:p>
         </w:tc>
@@ -7321,7 +7312,7 @@
                 <w:rFonts w:ascii="Arial" w:hAnsi="Arial" w:eastAsia="Arial" w:cs="Tahoma"/>
                 <w:sz w:val="18"/>
               </w:rPr>
-              <w:t>sgi_fgi_impact_sales_summaries</w:t>
+              <w:t>fgi_impact_sales_summaries</w:t>
             </w:r>
           </w:p>
         </w:tc>
@@ -7401,7 +7392,7 @@
                 <w:rFonts w:ascii="Arial" w:hAnsi="Arial" w:eastAsia="Arial" w:cs="Tahoma"/>
                 <w:sz w:val="18"/>
               </w:rPr>
-              <w:t>sgi_interface_transactions</w:t>
+              <w:t>interface_transactions</w:t>
             </w:r>
           </w:p>
         </w:tc>
@@ -7451,7 +7442,7 @@
                 <w:rFonts w:ascii="Arial" w:hAnsi="Arial" w:eastAsia="Arial" w:cs="Tahoma"/>
                 <w:sz w:val="18"/>
               </w:rPr>
-              <w:t>transactional outbox READY/SENT/COMPLETED + outbox_status READY/PUBLISHED/CONFIRMED พร้อม checksum และ idempotency key</w:t>
+              <w:t>transactional outbox READY/SENT/ACKED พร้อม checksum และ idempotency key</w:t>
             </w:r>
           </w:p>
         </w:tc>
@@ -7481,7 +7472,7 @@
                 <w:rFonts w:ascii="Arial" w:hAnsi="Arial" w:eastAsia="Arial" w:cs="Tahoma"/>
                 <w:sz w:val="18"/>
               </w:rPr>
-              <w:t>(application log แบบ structured)</w:t>
+              <w:t>job_run_histories</w:t>
             </w:r>
           </w:p>
         </w:tc>
@@ -7531,7 +7522,7 @@
                 <w:rFonts w:ascii="Arial" w:hAnsi="Arial" w:eastAsia="Arial" w:cs="Tahoma"/>
                 <w:sz w:val="18"/>
               </w:rPr>
-              <w:t>run status และ reconcile count — ตาราง job_run_histories ถูกตัด 2026-08-06</w:t>
+              <w:t>run status และ reconcile count</w:t>
             </w:r>
           </w:p>
         </w:tc>
